--- a/published/ai-es/02_our_bodies/03_perception/study-guides/03_perception-practice_quiz.docx
+++ b/published/ai-es/02_our_bodies/03_perception/study-guides/03_perception-practice_quiz.docx
@@ -27,6 +27,11 @@
     </w:p>
     <w:p>
       <w:r>
+        <w:t>Answer: B! Great job! Agent Eye sees colors like red, blue, and green and reports back to Captain Brain.</w:t>
+      </w:r>
+    </w:p>
+    <w:p>
+      <w:r>
         <w:t>Which spy helps you know if music is playing?</w:t>
         <w:br/>
         <w:t xml:space="preserve">    A) Agent Eye</w:t>
@@ -36,6 +41,11 @@
         <w:t xml:space="preserve">    C) Agent Ear</w:t>
         <w:br/>
         <w:t xml:space="preserve">    D) Agent Knee</w:t>
+      </w:r>
+    </w:p>
+    <w:p>
+      <w:r>
+        <w:t>Answer: C! That's right! Agent Ear picks up sounds and brings them to Captain Brain as clues.</w:t>
       </w:r>
     </w:p>
     <w:p>
@@ -53,6 +63,11 @@
     </w:p>
     <w:p>
       <w:r>
+        <w:t>Answer: C! Exactly! Agent Skin tells you if something is hot, cold, soft, rough, smooth, or prickly.</w:t>
+      </w:r>
+    </w:p>
+    <w:p>
+      <w:r>
         <w:t>If you smell smoke, what does your brain guess?</w:t>
         <w:br/>
         <w:t xml:space="preserve">    A) "Someone is baking cookies!"</w:t>
@@ -62,6 +77,11 @@
         <w:t xml:space="preserve">    C) "It is raining!"</w:t>
         <w:br/>
         <w:t xml:space="preserve">    D) "Time to sleep!"</w:t>
+      </w:r>
+    </w:p>
+    <w:p>
+      <w:r>
+        <w:t>Answer: B! Good thinking! Your brain uses the smell clue to make a guess that keeps you safe.</w:t>
       </w:r>
     </w:p>
     <w:p>
@@ -79,6 +99,11 @@
     </w:p>
     <w:p>
       <w:r>
+        <w:t>Answer: B! That's right! Your nose and tongue work as a team. Without the nose, food does not taste as strong!</w:t>
+      </w:r>
+    </w:p>
+    <w:p>
+      <w:r>
         <w:t>Why does Captain Brain need clues?</w:t>
         <w:br/>
         <w:t xml:space="preserve">    A) Because she is locked in the dark tower (skull)</w:t>
@@ -92,6 +117,11 @@
     </w:p>
     <w:p>
       <w:r>
+        <w:t>Answer: A! Exactly! Captain Brain cannot see the world directly. She relies on her five spies to bring her information.</w:t>
+      </w:r>
+    </w:p>
+    <w:p>
+      <w:r>
         <w:t>Can our senses sometimes trick us (Optical Illusion)?</w:t>
         <w:br/>
         <w:t xml:space="preserve">    A) No, never</w:t>
@@ -101,6 +131,65 @@
         <w:t xml:space="preserve">    C) Only on Tuesdays</w:t>
         <w:br/>
         <w:t xml:space="preserve">    D) Only if you are a robot</w:t>
+      </w:r>
+    </w:p>
+    <w:p>
+      <w:r>
+        <w:t>Answer: B! That's right! Sometimes the spies bring tricky clues, and the brain makes a wrong guess. That is called an illusion!</w:t>
+      </w:r>
+    </w:p>
+    <w:p>
+      <w:r>
+        <w:t>In the story, all five spies worked together to figure out it was an apple. Which spy reported "Yum!"?</w:t>
+        <w:br/>
+        <w:t xml:space="preserve">    A) Agent Eye</w:t>
+        <w:br/>
+        <w:t xml:space="preserve">    B) Agent Ear</w:t>
+        <w:br/>
+        <w:t xml:space="preserve">    C) Agent Nose</w:t>
+        <w:br/>
+        <w:t xml:space="preserve">    D) Agent Tongue</w:t>
+      </w:r>
+    </w:p>
+    <w:p>
+      <w:r>
+        <w:t>Answer: D! Nice work! Agent Tongue was the last spy to check, and it tasted the apple and said "Yum!"</w:t>
+      </w:r>
+    </w:p>
+    <w:p>
+      <w:r>
+        <w:t>A stick in water looks bent, but it is really straight. Why?</w:t>
+        <w:br/>
+        <w:t xml:space="preserve">    A) The stick is broken</w:t>
+        <w:br/>
+        <w:t xml:space="preserve">    B) The water makes a tricky clue for your eyes, so your brain guesses wrong</w:t>
+        <w:br/>
+        <w:t xml:space="preserve">    C) Someone bent the stick</w:t>
+        <w:br/>
+        <w:t xml:space="preserve">    D) Water hates sticks</w:t>
+      </w:r>
+    </w:p>
+    <w:p>
+      <w:r>
+        <w:t>Answer: B! Exactly! The water bends the light, so Agent Eye sends a tricky clue. Your brain's guess is wrong, but it is not your fault!</w:t>
+      </w:r>
+    </w:p>
+    <w:p>
+      <w:r>
+        <w:t>If you hear "Meow" and see a grey tail, what does Captain Brain guess?</w:t>
+        <w:br/>
+        <w:t xml:space="preserve">    A) A dog</w:t>
+        <w:br/>
+        <w:t xml:space="preserve">    B) A cat</w:t>
+        <w:br/>
+        <w:t xml:space="preserve">    C) A fish</w:t>
+        <w:br/>
+        <w:t xml:space="preserve">    D) A robot</w:t>
+      </w:r>
+    </w:p>
+    <w:p>
+      <w:r>
+        <w:t>Answer: B! You got it! Captain Brain puts the sound clue and the sight clue together and solves the mystery: it is a cat!</w:t>
       </w:r>
     </w:p>
     <w:p>
